--- a/module_2_emerging_markets_for_quantum_technology/assignment_2/BMC_filled.docx
+++ b/module_2_emerging_markets_for_quantum_technology/assignment_2/BMC_filled.docx
@@ -63,7 +63,7 @@
         <w:t>Notes:</w:t>
       </w:r>
       <w:r>
-        <w:t xml:space="preserve"> A university physics group for the licence and continued absorptive capacity; laser, vacuum and shielding suppliers whose lead times become ours; a survey firm as channel; the Geospatial Commission through NUAR; Innovate UK and the National Quantum Technologies Programme. This is the triple helix in practice rather than in theory (Etzkowitz and Leydesdorff, 2000): the venture exists only where university, industry and state overlap. Engaging the HSE and the unions early costs little and shapes the product while it is still shapeable.</w:t>
+        <w:t xml:space="preserve"> A university physics group for the licence and continued absorptive capacity; laser, vacuum and shielding suppliers whose lead times become ours; a survey firm as channel; the Geospatial Commission through NUAR; Innovate UK and the National Quantum Technologies Programme. This is the triple helix in practice rather than in theory (Etzkowitz and Leydesdorff, 2000): the venture exists only where university, industry and state overlap. Engaging the HSE and unions early costs little and shapes the product while it is still shapeable.</w:t>
       </w:r>
       <w:r>
         <w:br/>
@@ -322,7 +322,7 @@
         <w:t>Notes:</w:t>
       </w:r>
       <w:r>
-        <w:t xml:space="preserve"> Direct technical selling into a handful of asset owners for the first paid trials, then framework agreements. Alongside that, a partnership with an established PAS 128 survey firm that already holds the accreditation, the customer relationships and the field logistics we lack. Teece (1986) explains why: the channel is the complementary asset, and building one from nothing would cost more than building the sensor did.</w:t>
+        <w:t xml:space="preserve"> Direct technical selling into a handful of asset owners for the first paid trials, then framework agreements. Alongside that, a partnership with an established PAS 128 survey firm that already holds the accreditation, the customer relationships and the field logistics we lack. Teece (1986) explains why: the channel is the complementary asset, and building one from nothing would cost more than the sensor did.</w:t>
       </w:r>
       <w:r>
         <w:br/>

--- a/module_2_emerging_markets_for_quantum_technology/assignment_2/BMC_filled.docx
+++ b/module_2_emerging_markets_for_quantum_technology/assignment_2/BMC_filled.docx
@@ -63,7 +63,7 @@
         <w:t>Notes:</w:t>
       </w:r>
       <w:r>
-        <w:t xml:space="preserve"> A university physics group for the licence and continued absorptive capacity; laser, vacuum and shielding suppliers whose lead times become ours; a survey firm as channel; the Geospatial Commission through NUAR; Innovate UK and the National Quantum Technologies Programme. This is the triple helix in practice rather than in theory (Etzkowitz and Leydesdorff, 2000): the venture exists only where university, industry and state overlap. Engaging the HSE and unions early costs little and shapes the product while it is still shapeable.</w:t>
+        <w:t xml:space="preserve"> Suppliers: a university physics group for the licence; laser, vacuum and shielding vendors. Resources: the interferometry IP and absorptive capacity; components whose lead times become ours. Activities: training the people we hire; calibration and repair. Who else: a PAS 128 survey firm as channel; the Geospatial Commission through NUAR. Stakeholders: Innovate UK, the National Quantum Technologies Programme, and the HSE and unions, engaged while the product is still shapeable: the triple helix in practice (Etzkowitz and Leydesdorff, 2000).</w:t>
       </w:r>
       <w:r>
         <w:br/>
@@ -106,7 +106,7 @@
         <w:t>Notes:</w:t>
       </w:r>
       <w:r>
-        <w:t xml:space="preserve"> Paid field trials with lead users, on their worst sites rather than our best ones (von Hippel, 1986). Inversion software. Standards work with BSI so that gravity methods become specifiable under PAS 128. Recruiting and keeping the ten or so people who can do this. We also settle the dual-use question early: the instrument that finds a culvert finds a tunnel, so export-control classification happens before the first defence conversation, not after.</w:t>
+        <w:t xml:space="preserve"> Value proposition: paid field trials with lead users on their worst sites rather than our best (von Hippel, 1986); inversion software; standards work with BSI so gravity becomes specifiable under PAS 128. Channels: training the partner’s surveyors, and settling the dual-use question early, since the instrument that finds a culvert finds a tunnel, export-control classification comes first. Relationships: recruiting and keeping the ten or so people who can do this.</w:t>
       </w:r>
       <w:r>
         <w:br/>
@@ -149,7 +149,7 @@
         <w:t>Notes:</w:t>
       </w:r>
       <w:r>
-        <w:t xml:space="preserve"> Depth-resolved subsurface maps, with stated uncertainty, on the ground where existing methods fail. Sold as risk reduction per site, not as quantum technology, because nobody buys physics.</w:t>
+        <w:t xml:space="preserve"> Problem: excavation on ground where radar and electromagnetic location fail. Need: depth-resolved subsurface maps with stated uncertainty, defensible after the event. What only they want: risk reduction per site that an insurer will recognise, so it is sold as that rather than as quantum technology: nobody buys physics.</w:t>
       </w:r>
       <w:r>
         <w:br/>
@@ -192,7 +192,7 @@
         <w:t>Notes:</w:t>
       </w:r>
       <w:r>
-        <w:t xml:space="preserve"> Repeat rather than one-off, because difficult sites recur. A named crew per account, a data licence that renews, and a joint review after each survey, which is also our post-project review: the learning routine Tidd and Bessant (2021) treat as a dynamic complementary asset in its own right.</w:t>
+        <w:t xml:space="preserve"> Expected: technical and consultative, not transactional; the manager must understand the uncertainty figure before signing. Repeat rather than one-off, because difficult sites recur. Maintained by a named crew per account, a data licence that renews, and a joint review after each survey, which doubles as our post-project review: the learning routine Tidd and Bessant (2021) treat as a dynamic capability.</w:t>
       </w:r>
       <w:r>
         <w:br/>
@@ -236,7 +236,7 @@
         <w:t>Notes:</w:t>
       </w:r>
       <w:r>
-        <w:t xml:space="preserve"> Primary: UK utility asset owners and tier-1 contractors working high-risk urban sites. Secondary: highway, rail and local authorities commissioning ground investigation. The user is the site crew, the payer is the capital projects or survey budget, and the beneficiary who never appears on the invoice is the public whose street stays open.</w:t>
+        <w:t xml:space="preserve"> Value is created for UK utility asset owners and tier-1 contractors on high-risk urban sites, and secondarily for highway, rail and local authorities. Most important: the first few asset owners who allow trials on live sites, because their strike data becomes our evidence. Who else benefits: the site crew, the insurer, and the public whose street stays open, who never appear on the invoice.</w:t>
       </w:r>
       <w:r>
         <w:br/>
@@ -279,7 +279,7 @@
         <w:t>Notes:</w:t>
       </w:r>
       <w:r>
-        <w:t xml:space="preserve"> The licensed interferometry IP matters less than the tacit build-and-align knowledge held by staff, which is the part a competitor cannot buy. The crews. The accumulating dataset of subsurface signatures, which improves the inversion with every job. The dataset is also a liability: a map of what lies beneath critical infrastructure is worth stealing, so access control is designed in from the first survey.</w:t>
+        <w:t xml:space="preserve"> Value proposition: the licensed IP matters less than the tacit build-and-align knowledge held by staff, the part a competitor cannot buy, and the dataset of subsurface signatures that improves the inversion with every job. Channels: the partner’s PAS 128 accreditation and field logistics. Relationships: the crews, and access control designed in from the first survey, because a map of what lies beneath critical infrastructure is a liability worth stealing.</w:t>
       </w:r>
       <w:r>
         <w:br/>
@@ -322,7 +322,7 @@
         <w:t>Notes:</w:t>
       </w:r>
       <w:r>
-        <w:t xml:space="preserve"> Direct technical selling into a handful of asset owners for the first paid trials, then framework agreements. Alongside that, a partnership with an established PAS 128 survey firm that already holds the accreditation, the customer relationships and the field logistics we lack. Teece (1986) explains why: the channel is the complementary asset, and building one from nothing would cost more than the sensor did.</w:t>
+        <w:t xml:space="preserve"> Reach: direct technical selling into a handful of asset owners for the first paid trials, then framework agreements. Channels they use: accredited PAS 128 survey firms under existing frameworks, so we partner with one that already holds the accreditation, relationships and logistics we lack. Fit: direct sales prove the method; the partner scales it. The channel is the complementary asset (Teece, 1986); building one from nothing would cost more than the sensor did.</w:t>
       </w:r>
       <w:r>
         <w:br/>
@@ -365,7 +365,7 @@
         <w:t>Notes:</w:t>
       </w:r>
       <w:r>
-        <w:t xml:space="preserve"> People first: physicists and field engineers are the largest, least compressible and scarcest cost. Then the instrument, its lasers, vacuum and shielding, and the vehicle carrying it. Field operations and traffic management. Standards, certification and export-control compliance are small lines, easy to underestimate and awkward to retrofit.</w:t>
+        <w:t xml:space="preserve"> Essential: people, instrument, fieldwork, compliance. Most expensive resources: physicists and field engineers, the largest, least compressible and scarcest cost; then the instrument’s lasers, vacuum and shielding, and the vehicle carrying it. Most expensive activities: field trials and traffic management. Standards, certification and export-control compliance are small lines, easy to underestimate and awkward to retrofit.</w:t>
       </w:r>
       <w:r>
         <w:br/>
@@ -408,7 +408,7 @@
         <w:t>Notes:</w:t>
       </w:r>
       <w:r>
-        <w:t xml:space="preserve"> Day rates for surveys, which is how this industry already buys. A licence for the processed dataset, plus re-surveys. Grant income from Innovate UK and the quantum missions as early revenue that costs no equity. Instrument leasing only later, once the crews’ know-how is no longer the product.</w:t>
+        <w:t xml:space="preserve"> Willing to pay: a day rate set against the cost of one strike, which is how this industry already buys. Preferred: per-site day rates under a framework, with a renewing licence for the processed dataset. Contribution, as a planning assumption rather than a forecast: surveys about two-thirds of early revenue, data licences and re-surveys a fifth, and Innovate UK and quantum-mission grants the rest, costing no equity. Leasing only later, once know-how is no longer the product.</w:t>
       </w:r>
     </w:p>
     <w:p>

--- a/module_2_emerging_markets_for_quantum_technology/assignment_2/BMC_filled.docx
+++ b/module_2_emerging_markets_for_quantum_technology/assignment_2/BMC_filled.docx
@@ -63,7 +63,7 @@
         <w:t>Notes:</w:t>
       </w:r>
       <w:r>
-        <w:t xml:space="preserve"> Suppliers: a university physics group for the licence; laser, vacuum and shielding vendors. Resources: the interferometry IP and absorptive capacity; components whose lead times become ours. Activities: training the people we hire; calibration and repair. Who else: a PAS 128 survey firm as channel; the Geospatial Commission through NUAR. Stakeholders: Innovate UK, the National Quantum Technologies Programme, and the HSE and unions, engaged while the product is still shapeable: the triple helix in practice (Etzkowitz and Leydesdorff, 2000).</w:t>
+        <w:t xml:space="preserve"> Suppliers: a university physics group for the licence; laser, vacuum and shielding vendors. Resources: the interferometry IP and absorptive capacity; components whose lead times become ours. Activities: training the people we hire; calibration and repair. Who else: a PAS 128 survey firm as channel; the Geospatial Commission through NUAR. Stakeholders: Innovate UK, the National Quantum Technologies Programme, HSE and unions, engaged while the product is still shapeable: the triple helix in practice (Etzkowitz and Leydesdorff, 2000).</w:t>
       </w:r>
       <w:r>
         <w:br/>
@@ -106,7 +106,7 @@
         <w:t>Notes:</w:t>
       </w:r>
       <w:r>
-        <w:t xml:space="preserve"> Value proposition: paid field trials with lead users on their worst sites rather than our best (von Hippel, 1986); inversion software; standards work with BSI so gravity becomes specifiable under PAS 128. Channels: training the partner’s surveyors, and settling the dual-use question early, since the instrument that finds a culvert finds a tunnel, export-control classification comes first. Relationships: recruiting and keeping the ten or so people who can do this.</w:t>
+        <w:t xml:space="preserve"> Value proposition: paid field trials with lead users on their worst sites rather than our best (von Hippel, 1986); inversion software; standards work with BSI so gravity becomes specifiable under PAS 128. Channels: training the partner’s surveyors, settling the dual-use question early, since the instrument that finds a culvert finds a tunnel: export-control classification comes first. Relationships: recruiting and keeping the ten or so people who can do this.</w:t>
       </w:r>
       <w:r>
         <w:br/>
@@ -149,7 +149,7 @@
         <w:t>Notes:</w:t>
       </w:r>
       <w:r>
-        <w:t xml:space="preserve"> Problem: excavation on ground where radar and electromagnetic location fail. Need: depth-resolved subsurface maps with stated uncertainty, defensible after the event. What only they want: risk reduction per site that an insurer will recognise, so it is sold as that rather than as quantum technology: nobody buys physics.</w:t>
+        <w:t xml:space="preserve"> Problem: excavation on ground where radar and electromagnetic location fail. Need: depth-resolved subsurface maps with stated uncertainty, defensible after the event. What only they want: risk reduction per site that an insurer will recognise, so it is sold as that, not as quantum technology: nobody buys physics.</w:t>
       </w:r>
       <w:r>
         <w:br/>
@@ -192,7 +192,7 @@
         <w:t>Notes:</w:t>
       </w:r>
       <w:r>
-        <w:t xml:space="preserve"> Expected: technical and consultative, not transactional; the manager must understand the uncertainty figure before signing. Repeat rather than one-off, because difficult sites recur. Maintained by a named crew per account, a data licence that renews, and a joint review after each survey, which doubles as our post-project review: the learning routine Tidd and Bessant (2021) treat as a dynamic capability.</w:t>
+        <w:t xml:space="preserve"> Expected: technical and consultative, not transactional; the manager must understand the uncertainty figure before signing. Repeat rather than one-off, because difficult sites recur. Maintained by a named crew per account, a data licence that renews, and a joint review after each survey, doubling as our post-project review: the learning routine Tidd and Bessant (2021) treat as a dynamic capability.</w:t>
       </w:r>
       <w:r>
         <w:br/>
@@ -236,7 +236,7 @@
         <w:t>Notes:</w:t>
       </w:r>
       <w:r>
-        <w:t xml:space="preserve"> Value is created for UK utility asset owners and tier-1 contractors on high-risk urban sites, and secondarily for highway, rail and local authorities. Most important: the first few asset owners who allow trials on live sites, because their strike data becomes our evidence. Who else benefits: the site crew, the insurer, and the public whose street stays open, who never appear on the invoice.</w:t>
+        <w:t xml:space="preserve"> Value is created for UK utility asset owners and tier-1 contractors on high-risk urban sites, and secondarily for highway, rail and local authorities. Most important: the first asset owners to allow trials on live sites, because their strike data becomes our evidence. Who else benefits: the site crew, the insurer, and the public whose street stays open, who never appear on the invoice.</w:t>
       </w:r>
       <w:r>
         <w:br/>
@@ -279,7 +279,7 @@
         <w:t>Notes:</w:t>
       </w:r>
       <w:r>
-        <w:t xml:space="preserve"> Value proposition: the licensed IP matters less than the tacit build-and-align knowledge held by staff, the part a competitor cannot buy, and the dataset of subsurface signatures that improves the inversion with every job. Channels: the partner’s PAS 128 accreditation and field logistics. Relationships: the crews, and access control designed in from the first survey, because a map of what lies beneath critical infrastructure is a liability worth stealing.</w:t>
+        <w:t xml:space="preserve"> Value proposition: the licensed IP matters less than the tacit build-and-align knowledge staff hold, the part a competitor cannot buy, and the dataset of subsurface signatures that improves the inversion with every job. Channels: the partner’s PAS 128 accreditation and field logistics. Relationships: the crews, and access control designed in from the first survey, because a map of what lies beneath critical infrastructure is a liability worth stealing.</w:t>
       </w:r>
       <w:r>
         <w:br/>
@@ -322,7 +322,7 @@
         <w:t>Notes:</w:t>
       </w:r>
       <w:r>
-        <w:t xml:space="preserve"> Reach: direct technical selling into a handful of asset owners for the first paid trials, then framework agreements. Channels they use: accredited PAS 128 survey firms under existing frameworks, so we partner with one that already holds the accreditation, relationships and logistics we lack. Fit: direct sales prove the method; the partner scales it. The channel is the complementary asset (Teece, 1986); building one from nothing would cost more than the sensor did.</w:t>
+        <w:t xml:space="preserve"> Reach: direct technical selling into a handful of asset owners for the first paid trials, then framework agreements. Channels they use: accredited PAS 128 survey firms under existing frameworks, so we partner with one already holding the accreditation, relationships and logistics we lack. Fit: direct sales prove the method; the partner scales it. The channel is the complementary asset (Teece, 1986); building one from nothing would cost more than the sensor did.</w:t>
       </w:r>
       <w:r>
         <w:br/>
@@ -365,7 +365,7 @@
         <w:t>Notes:</w:t>
       </w:r>
       <w:r>
-        <w:t xml:space="preserve"> Essential: people, instrument, fieldwork, compliance. Most expensive resources: physicists and field engineers, the largest, least compressible and scarcest cost; then the instrument’s lasers, vacuum and shielding, and the vehicle carrying it. Most expensive activities: field trials and traffic management. Standards, certification and export-control compliance are small lines, easy to underestimate and awkward to retrofit.</w:t>
+        <w:t xml:space="preserve"> Essential: people, instrument, fieldwork, compliance. Most expensive resources: physicists and field engineers, the largest, least compressible and scarcest cost; then the instrument’s lasers, vacuum and shielding, and its vehicle. Most expensive activities: field trials and traffic management. Standards, certification and export-control compliance are small lines, easy to underestimate and awkward to retrofit.</w:t>
       </w:r>
       <w:r>
         <w:br/>
@@ -408,7 +408,7 @@
         <w:t>Notes:</w:t>
       </w:r>
       <w:r>
-        <w:t xml:space="preserve"> Willing to pay: a day rate set against the cost of one strike, which is how this industry already buys. Preferred: per-site day rates under a framework, with a renewing licence for the processed dataset. Contribution, as a planning assumption rather than a forecast: surveys about two-thirds of early revenue, data licences and re-surveys a fifth, and Innovate UK and quantum-mission grants the rest, costing no equity. Leasing only later, once know-how is no longer the product.</w:t>
+        <w:t xml:space="preserve"> Willing to pay: a day rate set against the cost of one strike, as this industry already buys. Preferred: per-site day rates under a framework, with a renewing licence for the processed dataset. Contribution, as a planning assumption rather than a forecast: surveys about two-thirds of early revenue, data licences and re-surveys a fifth, Innovate UK and quantum-mission grants the rest, costing no equity. Leasing only later, once know-how is no longer the product.</w:t>
       </w:r>
     </w:p>
     <w:p>

--- a/module_2_emerging_markets_for_quantum_technology/assignment_2/BMC_filled.docx
+++ b/module_2_emerging_markets_for_quantum_technology/assignment_2/BMC_filled.docx
@@ -365,7 +365,7 @@
         <w:t>Notes:</w:t>
       </w:r>
       <w:r>
-        <w:t xml:space="preserve"> Essential: people, instrument, fieldwork, compliance. Most expensive resources: physicists and field engineers, the largest, least compressible and scarcest cost; then the instrument’s lasers, vacuum and shielding, and its vehicle. Most expensive activities: field trials and traffic management. Standards, certification and export-control compliance are small lines, easy to underestimate and awkward to retrofit.</w:t>
+        <w:t xml:space="preserve"> Essential: people, instrument, fieldwork, compliance — a value-driven structure, not a cost-driven one (Osterwalder and Pigneur, 2010). Most expensive resources: physicists and field engineers, the largest, least compressible and scarcest cost; then the instrument’s lasers, vacuum and shielding, and its vehicle. Most expensive activities: field trials and traffic management. Standards, certification and export-control compliance are small lines, easy to underestimate and awkward to retrofit.</w:t>
       </w:r>
       <w:r>
         <w:br/>

--- a/module_2_emerging_markets_for_quantum_technology/assignment_2/BMC_filled.docx
+++ b/module_2_emerging_markets_for_quantum_technology/assignment_2/BMC_filled.docx
@@ -192,7 +192,7 @@
         <w:t>Notes:</w:t>
       </w:r>
       <w:r>
-        <w:t xml:space="preserve"> Expected: technical and consultative, not transactional; the manager must understand the uncertainty figure before signing. Repeat rather than one-off, because difficult sites recur. Maintained by a named crew per account, a data licence that renews, and a joint review after each survey, doubling as our post-project review: the learning routine Tidd and Bessant (2021) treat as a dynamic capability.</w:t>
+        <w:t xml:space="preserve"> Expected: technical and consultative, not transactional. The manager must understand the uncertainty figure before signing. Repeat rather than one-off, because difficult sites recur. Maintained by a named crew per account, a data licence that renews, and a joint review after each survey, doubling as our post-project review: the learning routine Tidd and Bessant (2021) treat as a dynamic capability.</w:t>
       </w:r>
       <w:r>
         <w:br/>
@@ -322,7 +322,7 @@
         <w:t>Notes:</w:t>
       </w:r>
       <w:r>
-        <w:t xml:space="preserve"> Reach: direct technical selling into a handful of asset owners for the first paid trials, then framework agreements. Channels they use: accredited PAS 128 survey firms under existing frameworks, so we partner with one already holding the accreditation, relationships and logistics we lack. Fit: direct sales prove the method; the partner scales it. The channel is the complementary asset (Teece, 1986); building one from nothing would cost more than the sensor did.</w:t>
+        <w:t xml:space="preserve"> Reach: direct technical selling into a handful of asset owners for the first paid trials, then framework agreements. Channels they use: accredited PAS 128 survey firms under existing frameworks, so we partner with one already holding the accreditation, relationships and logistics we lack. Fit: direct sales prove the method. The partner scales it. The channel is the complementary asset (Teece, 1986). Building one from nothing would cost more than the sensor did.</w:t>
       </w:r>
       <w:r>
         <w:br/>
